--- a/test_data/case_012_boc_hk_pass/bank_app.docx
+++ b/test_data/case_012_boc_hk_pass/bank_app.docx
@@ -497,70 +497,7 @@
               </w:rPr>
             </w:pPr>
             <w:r>
-              <w:rPr>
-                <w:rFonts w:ascii="宋体" w:hAnsi="宋体" w:hint="eastAsia"/>
-                <w:sz w:val="16"/>
-                <w:szCs w:val="16"/>
-              </w:rPr>
-              <w:t>□</w:t>
-            </w:r>
-            <w:proofErr w:type="gramStart"/>
-            <w:r>
-              <w:rPr>
-                <w:rFonts w:ascii="宋体" w:hAnsi="宋体" w:hint="eastAsia"/>
-                <w:sz w:val="16"/>
-                <w:szCs w:val="16"/>
-              </w:rPr>
-              <w:t>网银新</w:t>
-            </w:r>
-            <w:proofErr w:type="gramEnd"/>
-            <w:r>
-              <w:rPr>
-                <w:rFonts w:ascii="宋体" w:hAnsi="宋体" w:hint="eastAsia"/>
-                <w:sz w:val="16"/>
-                <w:szCs w:val="16"/>
-              </w:rPr>
-              <w:t>开户（包括：客户注册、客户服务维护、账户注册</w:t>
-            </w:r>
-            <w:r>
-              <w:rPr>
-                <w:rFonts w:ascii="宋体" w:hAnsi="宋体" w:hint="eastAsia"/>
-                <w:sz w:val="16"/>
-                <w:szCs w:val="16"/>
-              </w:rPr>
-              <w:t>、</w:t>
-            </w:r>
-            <w:r>
-              <w:rPr>
-                <w:rFonts w:ascii="宋体" w:hAnsi="宋体" w:hint="eastAsia"/>
-                <w:sz w:val="16"/>
-                <w:szCs w:val="16"/>
-              </w:rPr>
-              <w:t>操作员注册</w:t>
-            </w:r>
-            <w:r>
-              <w:rPr>
-                <w:rFonts w:ascii="宋体" w:hAnsi="宋体" w:hint="eastAsia"/>
-                <w:sz w:val="16"/>
-                <w:szCs w:val="16"/>
-              </w:rPr>
-              <w:t>、认证工具</w:t>
-            </w:r>
-            <w:r>
-              <w:rPr>
-                <w:rFonts w:ascii="宋体" w:hAnsi="宋体" w:hint="eastAsia"/>
-                <w:sz w:val="16"/>
-                <w:szCs w:val="16"/>
-              </w:rPr>
-              <w:t>申请＋绑定</w:t>
-            </w:r>
-            <w:r>
-              <w:rPr>
-                <w:rFonts w:ascii="宋体" w:hAnsi="宋体" w:hint="eastAsia"/>
-                <w:sz w:val="16"/>
-                <w:szCs w:val="16"/>
-              </w:rPr>
-              <w:t>等一系列新增服务类型）</w:t>
+              <w:t>☑网银新开户（包括：客户注册、服务维护、账户注册、操作员注册、认证工具申请/绑定等一系列新增服务类型）</w:t>
             </w:r>
           </w:p>
           <w:p>
@@ -576,117 +513,7 @@
                 <w:shd w:val="clear" w:color="auto" w:fill="FFFFFF"/>
               </w:rPr>
             </w:pPr>
-            <w:r>
-              <w:rPr>
-                <w:rFonts w:ascii="宋体" w:hAnsi="宋体" w:hint="eastAsia"/>
-                <w:sz w:val="16"/>
-                <w:szCs w:val="16"/>
-              </w:rPr>
-              <w:t>□</w:t>
-            </w:r>
-            <w:r>
-              <w:rPr>
-                <w:rFonts w:ascii="宋体" w:hAnsi="宋体" w:hint="eastAsia"/>
-                <w:sz w:val="16"/>
-                <w:szCs w:val="16"/>
-                <w:shd w:val="clear" w:color="auto" w:fill="FFFFFF"/>
-              </w:rPr>
-              <w:t xml:space="preserve">客户信息注册 </w:t>
-            </w:r>
-            <w:r>
-              <w:rPr>
-                <w:rFonts w:ascii="宋体" w:hAnsi="宋体" w:hint="eastAsia"/>
-                <w:sz w:val="16"/>
-                <w:szCs w:val="16"/>
-              </w:rPr>
-              <w:t>□</w:t>
-            </w:r>
-            <w:r>
-              <w:rPr>
-                <w:rFonts w:ascii="宋体" w:hAnsi="宋体" w:hint="eastAsia"/>
-                <w:sz w:val="16"/>
-                <w:szCs w:val="16"/>
-                <w:shd w:val="clear" w:color="auto" w:fill="FFFFFF"/>
-              </w:rPr>
-              <w:t>客户服务维护</w:t>
-            </w:r>
-            <w:r>
-              <w:rPr>
-                <w:rFonts w:ascii="宋体" w:hAnsi="宋体" w:hint="eastAsia"/>
-                <w:sz w:val="16"/>
-                <w:szCs w:val="16"/>
-                <w:shd w:val="clear" w:color="auto" w:fill="FFFFFF"/>
-              </w:rPr>
-              <w:t xml:space="preserve">  </w:t>
-            </w:r>
-            <w:r>
-              <w:rPr>
-                <w:rFonts w:ascii="宋体" w:hAnsi="宋体" w:hint="eastAsia"/>
-                <w:sz w:val="16"/>
-                <w:szCs w:val="16"/>
-              </w:rPr>
-              <w:t>□</w:t>
-            </w:r>
-            <w:r>
-              <w:rPr>
-                <w:rFonts w:ascii="宋体" w:hAnsi="宋体" w:hint="eastAsia"/>
-                <w:sz w:val="16"/>
-                <w:szCs w:val="16"/>
-                <w:shd w:val="clear" w:color="auto" w:fill="FFFFFF"/>
-              </w:rPr>
-              <w:t xml:space="preserve">账户注册 </w:t>
-            </w:r>
-            <w:r>
-              <w:rPr>
-                <w:rFonts w:ascii="宋体" w:hAnsi="宋体" w:hint="eastAsia"/>
-                <w:sz w:val="16"/>
-                <w:szCs w:val="16"/>
-                <w:shd w:val="clear" w:color="auto" w:fill="FFFFFF"/>
-              </w:rPr>
-              <w:t xml:space="preserve"> </w:t>
-            </w:r>
-            <w:r>
-              <w:rPr>
-                <w:rFonts w:ascii="宋体" w:hAnsi="宋体" w:hint="eastAsia"/>
-                <w:sz w:val="16"/>
-                <w:szCs w:val="16"/>
-              </w:rPr>
-              <w:t>□</w:t>
-            </w:r>
-            <w:r>
-              <w:rPr>
-                <w:rFonts w:ascii="宋体" w:hAnsi="宋体" w:hint="eastAsia"/>
-                <w:sz w:val="16"/>
-                <w:szCs w:val="16"/>
-                <w:shd w:val="clear" w:color="auto" w:fill="FFFFFF"/>
-              </w:rPr>
-              <w:t xml:space="preserve">操作员注册 </w:t>
-            </w:r>
-            <w:r>
-              <w:rPr>
-                <w:rFonts w:ascii="宋体" w:hAnsi="宋体" w:hint="eastAsia"/>
-                <w:sz w:val="16"/>
-                <w:szCs w:val="16"/>
-                <w:shd w:val="clear" w:color="auto" w:fill="FFFFFF"/>
-              </w:rPr>
-              <w:t xml:space="preserve"> </w:t>
-            </w:r>
-            <w:r>
-              <w:rPr>
-                <w:rFonts w:ascii="宋体" w:hAnsi="宋体" w:hint="eastAsia"/>
-                <w:sz w:val="16"/>
-                <w:szCs w:val="16"/>
-              </w:rPr>
-              <w:t>□E-Token申请＋绑定</w:t>
-            </w:r>
-            <w:r>
-              <w:rPr>
-                <w:rFonts w:ascii="宋体" w:hAnsi="宋体" w:hint="eastAsia"/>
-                <w:sz w:val="16"/>
-                <w:szCs w:val="16"/>
-              </w:rPr>
-              <w:t xml:space="preserve">  </w:t>
-            </w:r>
+            <w:r/>
           </w:p>
         </w:tc>
       </w:tr>
@@ -1469,29 +1296,7 @@
               </w:rPr>
             </w:pPr>
             <w:r>
-              <w:rPr>
-                <w:rFonts w:ascii="宋体" w:hAnsi="宋体" w:hint="eastAsia"/>
-                <w:sz w:val="16"/>
-                <w:szCs w:val="16"/>
-              </w:rPr>
-              <w:t>□营业执照 □其它证件（名称</w:t>
-            </w:r>
-            <w:r>
-              <w:rPr>
-                <w:rFonts w:ascii="宋体" w:hAnsi="宋体" w:hint="eastAsia"/>
-                <w:sz w:val="16"/>
-                <w:szCs w:val="16"/>
-                <w:u w:val="single"/>
-              </w:rPr>
-              <w:t>______________</w:t>
-            </w:r>
-            <w:r>
-              <w:rPr>
-                <w:rFonts w:ascii="宋体" w:hAnsi="宋体" w:hint="eastAsia"/>
-                <w:sz w:val="16"/>
-                <w:szCs w:val="16"/>
-              </w:rPr>
-              <w:t>）</w:t>
+              <w:t>☑营业执照</w:t>
             </w:r>
           </w:p>
         </w:tc>
@@ -1519,7 +1324,14 @@
               </w:rPr>
             </w:pPr>
             <w:r>
-              <w:t>91110000MA0EXAMPLE</w:t>
+              <w:rPr>
+                <w:rFonts w:ascii="宋体" w:hAnsi="宋体" w:hint="eastAsia"/>
+                <w:b/>
+                <w:bCs/>
+                <w:sz w:val="16"/>
+                <w:szCs w:val="16"/>
+              </w:rPr>
+              <w:t>证件号码</w:t>
             </w:r>
           </w:p>
         </w:tc>
@@ -1545,6 +1357,9 @@
                 <w:szCs w:val="16"/>
               </w:rPr>
             </w:pPr>
+            <w:r>
+              <w:t>91110000MA0EXAMPLE</w:t>
+            </w:r>
           </w:p>
         </w:tc>
       </w:tr>
@@ -1824,6 +1639,9 @@
                 <w:szCs w:val="16"/>
               </w:rPr>
             </w:pPr>
+            <w:r>
+              <w:t>chenming@brightfuture.hk</w:t>
+            </w:r>
           </w:p>
         </w:tc>
       </w:tr>
@@ -2020,102 +1838,7 @@
               </w:rPr>
             </w:pPr>
             <w:r>
-              <w:rPr>
-                <w:rFonts w:ascii="宋体" w:hAnsi="宋体" w:hint="eastAsia"/>
-                <w:sz w:val="16"/>
-                <w:szCs w:val="16"/>
-              </w:rPr>
-              <w:object w:dxaOrig="150" w:dyaOrig="165" w14:anchorId="7B3BD44A">
-                <v:shapetype id="_x0000_t75" coordsize="21600,21600" o:spt="75" o:preferrelative="t" path="m@4@5l@4@11@9@11@9@5xe" filled="f" stroked="f">
-                  <v:stroke joinstyle="miter"/>
-                  <v:formulas>
-                    <v:f eqn="if lineDrawn pixelLineWidth 0"/>
-                    <v:f eqn="sum @0 1 0"/>
-                    <v:f eqn="sum 0 0 @1"/>
-                    <v:f eqn="prod @2 1 2"/>
-                    <v:f eqn="prod @3 21600 pixelWidth"/>
-                    <v:f eqn="prod @3 21600 pixelHeight"/>
-                    <v:f eqn="sum @0 0 1"/>
-                    <v:f eqn="prod @6 1 2"/>
-                    <v:f eqn="prod @7 21600 pixelWidth"/>
-                    <v:f eqn="sum @8 21600 0"/>
-                    <v:f eqn="prod @7 21600 pixelHeight"/>
-                    <v:f eqn="sum @10 21600 0"/>
-                  </v:formulas>
-                  <v:path o:extrusionok="f" gradientshapeok="t" o:connecttype="rect"/>
-                  <o:lock v:ext="edit" aspectratio="t"/>
-                </v:shapetype>
-                <v:shape id="_x0000_i1025" type="#_x0000_t75" style="width:7.5pt;height:8.5pt" o:ole="" o:bullet="t">
-                  <v:imagedata r:id="rId5" o:title=""/>
-                </v:shape>
-                <o:OLEObject Type="Embed" ProgID="PBrush" ShapeID="_x0000_i1025" DrawAspect="Content" ObjectID="_1837499576" r:id="rId6"/>
-              </w:object>
-            </w:r>
-            <w:r>
-              <w:rPr>
-                <w:rFonts w:ascii="宋体" w:hAnsi="宋体" w:hint="eastAsia"/>
-                <w:sz w:val="16"/>
-                <w:szCs w:val="16"/>
-              </w:rPr>
-              <w:t xml:space="preserve">IA海外企业账户管理  </w:t>
-            </w:r>
-            <w:r>
-              <w:rPr>
-                <w:rFonts w:ascii="宋体" w:hAnsi="宋体" w:hint="eastAsia"/>
-                <w:sz w:val="16"/>
-                <w:szCs w:val="16"/>
-              </w:rPr>
-              <w:object w:dxaOrig="150" w:dyaOrig="165" w14:anchorId="414C1936">
-                <v:shape id="_x0000_i1026" type="#_x0000_t75" style="width:7.5pt;height:8.5pt" o:ole="" o:bullet="t">
-                  <v:imagedata r:id="rId5" o:title=""/>
-                </v:shape>
-                <o:OLEObject Type="Embed" ProgID="PBrush" ShapeID="_x0000_i1026" DrawAspect="Content" ObjectID="_1837499577" r:id="rId7"/>
-              </w:object>
-            </w:r>
-            <w:r>
-              <w:rPr>
-                <w:rFonts w:ascii="宋体" w:hAnsi="宋体" w:hint="eastAsia"/>
-                <w:sz w:val="16"/>
-                <w:szCs w:val="16"/>
-              </w:rPr>
-              <w:t xml:space="preserve">IB海外企业转账汇划 </w:t>
-            </w:r>
-            <w:r>
-              <w:rPr>
-                <w:rFonts w:ascii="宋体" w:hAnsi="宋体" w:hint="eastAsia"/>
-                <w:sz w:val="16"/>
-                <w:szCs w:val="16"/>
-              </w:rPr>
-              <w:t xml:space="preserve">      </w:t>
-            </w:r>
-            <w:r>
-              <w:rPr>
-                <w:rFonts w:ascii="宋体" w:hAnsi="宋体" w:hint="eastAsia"/>
-                <w:sz w:val="16"/>
-                <w:szCs w:val="16"/>
-              </w:rPr>
-              <w:t xml:space="preserve"> </w:t>
-            </w:r>
-            <w:r>
-              <w:rPr>
-                <w:rFonts w:ascii="宋体" w:hAnsi="宋体" w:hint="eastAsia"/>
-                <w:sz w:val="16"/>
-                <w:szCs w:val="16"/>
-              </w:rPr>
-              <w:object w:dxaOrig="150" w:dyaOrig="165" w14:anchorId="1F70100D">
-                <v:shape id="_x0000_i1027" type="#_x0000_t75" style="width:7.5pt;height:8.5pt" o:ole="" o:bullet="t">
-                  <v:imagedata r:id="rId5" o:title=""/>
-                </v:shape>
-                <o:OLEObject Type="Embed" ProgID="PBrush" ShapeID="_x0000_i1027" DrawAspect="Content" ObjectID="_1837499578" r:id="rId8"/>
-              </w:object>
-            </w:r>
-            <w:r>
-              <w:rPr>
-                <w:rFonts w:ascii="宋体" w:hAnsi="宋体" w:hint="eastAsia"/>
-                <w:sz w:val="16"/>
-                <w:szCs w:val="16"/>
-              </w:rPr>
-              <w:t>IC海外企业服务设定</w:t>
+              <w:t>☑IA海外企业账户管理  ☑IB海外企业转账汇划</w:t>
             </w:r>
           </w:p>
           <w:p>
@@ -2130,85 +1853,7 @@
                 <w:szCs w:val="16"/>
               </w:rPr>
             </w:pPr>
-            <w:r>
-              <w:rPr>
-                <w:rFonts w:ascii="宋体" w:hAnsi="宋体" w:hint="eastAsia"/>
-                <w:sz w:val="16"/>
-                <w:szCs w:val="16"/>
-              </w:rPr>
-              <w:object w:dxaOrig="150" w:dyaOrig="165" w14:anchorId="292477A0">
-                <v:shape id="_x0000_i1028" type="#_x0000_t75" style="width:7.5pt;height:8.5pt" o:ole="" o:bullet="t">
-                  <v:imagedata r:id="rId5" o:title=""/>
-                </v:shape>
-                <o:OLEObject Type="Embed" ProgID="PBrush" ShapeID="_x0000_i1028" DrawAspect="Content" ObjectID="_1837499579" r:id="rId9"/>
-              </w:object>
-            </w:r>
-            <w:r>
-              <w:rPr>
-                <w:rFonts w:ascii="宋体" w:hAnsi="宋体" w:hint="eastAsia"/>
-                <w:sz w:val="16"/>
-                <w:szCs w:val="16"/>
-              </w:rPr>
-              <w:t xml:space="preserve">自动汇划（海外）   </w:t>
-            </w:r>
-            <w:r>
-              <w:rPr>
-                <w:rFonts w:ascii="宋体" w:hAnsi="宋体" w:hint="eastAsia"/>
-                <w:sz w:val="16"/>
-                <w:szCs w:val="16"/>
-              </w:rPr>
-              <w:t xml:space="preserve"> </w:t>
-            </w:r>
-            <w:r>
-              <w:rPr>
-                <w:rFonts w:ascii="宋体" w:hAnsi="宋体" w:hint="eastAsia"/>
-                <w:sz w:val="16"/>
-                <w:szCs w:val="16"/>
-              </w:rPr>
-              <w:t xml:space="preserve"> </w:t>
-            </w:r>
-            <w:r>
-              <w:rPr>
-                <w:rFonts w:ascii="宋体" w:hAnsi="宋体" w:hint="eastAsia"/>
-                <w:sz w:val="16"/>
-                <w:szCs w:val="16"/>
-              </w:rPr>
-              <w:object w:dxaOrig="150" w:dyaOrig="165" w14:anchorId="770DF1BD">
-                <v:shape id="_x0000_i1029" type="#_x0000_t75" style="width:7.5pt;height:8.5pt" o:ole="" o:bullet="t">
-                  <v:imagedata r:id="rId5" o:title=""/>
-                </v:shape>
-                <o:OLEObject Type="Embed" ProgID="PBrush" ShapeID="_x0000_i1029" DrawAspect="Content" ObjectID="_1837499580" r:id="rId10"/>
-              </w:object>
-            </w:r>
-            <w:r>
-              <w:rPr>
-                <w:rFonts w:ascii="宋体" w:hAnsi="宋体" w:hint="eastAsia"/>
-                <w:sz w:val="16"/>
-                <w:szCs w:val="16"/>
-              </w:rPr>
-              <w:t xml:space="preserve">IG2跨境集团理财-主动调拨  </w:t>
-            </w:r>
-            <w:r>
-              <w:rPr>
-                <w:rFonts w:ascii="宋体" w:hAnsi="宋体" w:hint="eastAsia"/>
-                <w:sz w:val="16"/>
-                <w:szCs w:val="16"/>
-              </w:rPr>
-              <w:object w:dxaOrig="150" w:dyaOrig="165" w14:anchorId="6CFFDDD6">
-                <v:shape id="_x0000_i1030" type="#_x0000_t75" style="width:7.5pt;height:8.5pt" o:ole="" o:bullet="t">
-                  <v:imagedata r:id="rId5" o:title=""/>
-                </v:shape>
-                <o:OLEObject Type="Embed" ProgID="PBrush" ShapeID="_x0000_i1030" DrawAspect="Content" ObjectID="_1837499581" r:id="rId11"/>
-              </w:object>
-            </w:r>
-            <w:r>
-              <w:rPr>
-                <w:rFonts w:ascii="宋体" w:hAnsi="宋体" w:hint="eastAsia"/>
-                <w:sz w:val="16"/>
-                <w:szCs w:val="16"/>
-              </w:rPr>
-              <w:t>IG5跨境集团理财-内部往来管理</w:t>
-            </w:r>
+            <w:r/>
           </w:p>
           <w:p>
             <w:pPr>
@@ -2222,52 +1867,7 @@
                 <w:szCs w:val="16"/>
               </w:rPr>
             </w:pPr>
-            <w:r>
-              <w:rPr>
-                <w:rFonts w:ascii="宋体" w:hAnsi="宋体" w:hint="eastAsia"/>
-                <w:sz w:val="16"/>
-                <w:szCs w:val="16"/>
-              </w:rPr>
-              <w:object w:dxaOrig="150" w:dyaOrig="165" w14:anchorId="2EEE5673">
-                <v:shape id="_x0000_i1031" type="#_x0000_t75" style="width:7.5pt;height:8.5pt" o:ole="" o:bullet="t">
-                  <v:imagedata r:id="rId5" o:title=""/>
-                </v:shape>
-                <o:OLEObject Type="Embed" ProgID="PBrush" ShapeID="_x0000_i1031" DrawAspect="Content" ObjectID="_1837499582" r:id="rId12"/>
-              </w:object>
-            </w:r>
-            <w:r>
-              <w:rPr>
-                <w:rFonts w:ascii="宋体" w:hAnsi="宋体" w:hint="eastAsia"/>
-                <w:sz w:val="16"/>
-                <w:szCs w:val="16"/>
-              </w:rPr>
-              <w:t>其他</w:t>
-            </w:r>
-            <w:r>
-              <w:rPr>
-                <w:rFonts w:ascii="宋体" w:hAnsi="宋体" w:hint="eastAsia"/>
-                <w:sz w:val="16"/>
-                <w:szCs w:val="16"/>
-                <w:u w:val="single"/>
-              </w:rPr>
-              <w:t>________________________________________________________</w:t>
-            </w:r>
-            <w:r>
-              <w:rPr>
-                <w:rFonts w:ascii="宋体" w:hAnsi="宋体" w:hint="eastAsia"/>
-                <w:sz w:val="16"/>
-                <w:szCs w:val="16"/>
-              </w:rPr>
-              <w:t xml:space="preserve">   </w:t>
-            </w:r>
-            <w:r>
-              <w:rPr>
-                <w:rFonts w:ascii="宋体" w:hAnsi="宋体" w:hint="eastAsia"/>
-                <w:sz w:val="16"/>
-                <w:szCs w:val="16"/>
-              </w:rPr>
-              <w:t xml:space="preserve"> </w:t>
-            </w:r>
+            <w:r/>
           </w:p>
         </w:tc>
         <w:tc>
@@ -2690,7 +2290,14 @@
               </w:rPr>
             </w:pPr>
             <w:r>
-              <w:t>012-676-0-012345-6</w:t>
+              <w:rPr>
+                <w:rFonts w:ascii="宋体" w:hAnsi="宋体" w:hint="eastAsia"/>
+                <w:b/>
+                <w:bCs/>
+                <w:sz w:val="16"/>
+                <w:szCs w:val="16"/>
+              </w:rPr>
+              <w:t>*账号</w:t>
             </w:r>
           </w:p>
         </w:tc>
@@ -3174,6 +2781,9 @@
                 <w:szCs w:val="18"/>
               </w:rPr>
             </w:pPr>
+            <w:r>
+              <w:t>012-676-0-012345-6</w:t>
+            </w:r>
           </w:p>
         </w:tc>
         <w:tc>
@@ -3198,6 +2808,9 @@
                 <w:szCs w:val="18"/>
               </w:rPr>
             </w:pPr>
+            <w:r>
+              <w:t>HKD</w:t>
+            </w:r>
           </w:p>
         </w:tc>
         <w:tc>
@@ -3222,6 +2835,9 @@
                 <w:szCs w:val="18"/>
               </w:rPr>
             </w:pPr>
+            <w:r>
+              <w:t>Hong Kong Bright Future Trading Ltd</w:t>
+            </w:r>
           </w:p>
         </w:tc>
         <w:tc>
@@ -3270,6 +2886,9 @@
                 <w:szCs w:val="18"/>
               </w:rPr>
             </w:pPr>
+            <w:r>
+              <w:t>500,000</w:t>
+            </w:r>
           </w:p>
         </w:tc>
         <w:tc>
@@ -3293,6 +2912,9 @@
                 <w:szCs w:val="18"/>
               </w:rPr>
             </w:pPr>
+            <w:r>
+              <w:t>2,000,000</w:t>
+            </w:r>
           </w:p>
         </w:tc>
       </w:tr>
@@ -3364,6 +2986,9 @@
                 <w:szCs w:val="18"/>
               </w:rPr>
             </w:pPr>
+            <w:r>
+              <w:t>012-676-0-012345-7</w:t>
+            </w:r>
           </w:p>
         </w:tc>
         <w:tc>
@@ -3387,6 +3012,9 @@
                 <w:szCs w:val="18"/>
               </w:rPr>
             </w:pPr>
+            <w:r>
+              <w:t>USD</w:t>
+            </w:r>
           </w:p>
         </w:tc>
         <w:tc>
@@ -3410,6 +3038,9 @@
                 <w:szCs w:val="18"/>
               </w:rPr>
             </w:pPr>
+            <w:r>
+              <w:t>Hong Kong Bright Future Trading Ltd</w:t>
+            </w:r>
           </w:p>
         </w:tc>
         <w:tc>
@@ -3456,6 +3087,9 @@
                 <w:szCs w:val="18"/>
               </w:rPr>
             </w:pPr>
+            <w:r>
+              <w:t>200,000</w:t>
+            </w:r>
           </w:p>
         </w:tc>
         <w:tc>
@@ -3478,6 +3112,9 @@
                 <w:szCs w:val="18"/>
               </w:rPr>
             </w:pPr>
+            <w:r>
+              <w:t>1,000,000</w:t>
+            </w:r>
           </w:p>
         </w:tc>
       </w:tr>
@@ -4682,7 +4319,14 @@
               </w:rPr>
             </w:pPr>
             <w:r>
-              <w:t>Chen Ming</w:t>
+              <w:rPr>
+                <w:rFonts w:ascii="宋体" w:hAnsi="宋体" w:hint="eastAsia"/>
+                <w:b/>
+                <w:bCs/>
+                <w:sz w:val="16"/>
+                <w:szCs w:val="16"/>
+              </w:rPr>
+              <w:t>*姓名</w:t>
             </w:r>
           </w:p>
         </w:tc>
@@ -4713,7 +4357,14 @@
               </w:rPr>
             </w:pPr>
             <w:r>
-              <w:t>Passport</w:t>
+              <w:rPr>
+                <w:rFonts w:ascii="宋体" w:hAnsi="宋体" w:hint="eastAsia"/>
+                <w:b/>
+                <w:bCs/>
+                <w:sz w:val="16"/>
+                <w:szCs w:val="16"/>
+              </w:rPr>
+              <w:t>*证件类型</w:t>
             </w:r>
           </w:p>
         </w:tc>
@@ -4744,7 +4395,14 @@
               </w:rPr>
             </w:pPr>
             <w:r>
-              <w:t>K12345678</w:t>
+              <w:rPr>
+                <w:rFonts w:ascii="宋体" w:hAnsi="宋体" w:hint="eastAsia"/>
+                <w:b/>
+                <w:bCs/>
+                <w:sz w:val="16"/>
+                <w:szCs w:val="16"/>
+              </w:rPr>
+              <w:t>*证件号码</w:t>
             </w:r>
           </w:p>
         </w:tc>
@@ -5233,6 +4891,9 @@
                 <w:szCs w:val="16"/>
               </w:rPr>
             </w:pPr>
+            <w:r>
+              <w:t>Chen Ming</w:t>
+            </w:r>
           </w:p>
         </w:tc>
         <w:tc>
@@ -5261,6 +4922,9 @@
                 <w:szCs w:val="16"/>
               </w:rPr>
             </w:pPr>
+            <w:r>
+              <w:t>Passport</w:t>
+            </w:r>
           </w:p>
         </w:tc>
         <w:tc>
@@ -5289,6 +4953,9 @@
                 <w:szCs w:val="16"/>
               </w:rPr>
             </w:pPr>
+            <w:r>
+              <w:t>K12345678</w:t>
+            </w:r>
           </w:p>
         </w:tc>
         <w:tc>
@@ -5317,11 +4984,6 @@
               </w:rPr>
             </w:pPr>
             <w:r>
-              <w:rPr>
-                <w:rFonts w:ascii="宋体" w:hAnsi="宋体" w:hint="eastAsia"/>
-                <w:sz w:val="16"/>
-                <w:szCs w:val="16"/>
-              </w:rPr>
               <w:t>密码信封</w:t>
             </w:r>
           </w:p>
@@ -5351,6 +5013,9 @@
                 <w:szCs w:val="16"/>
               </w:rPr>
             </w:pPr>
+            <w:r>
+              <w:t>+852 9123 4567</w:t>
+            </w:r>
           </w:p>
         </w:tc>
         <w:tc>
@@ -5482,6 +5147,9 @@
                 <w:szCs w:val="16"/>
               </w:rPr>
             </w:pPr>
+            <w:r>
+              <w:t>Li Na</w:t>
+            </w:r>
           </w:p>
         </w:tc>
         <w:tc>
@@ -5510,6 +5178,9 @@
                 <w:szCs w:val="16"/>
               </w:rPr>
             </w:pPr>
+            <w:r>
+              <w:t>身份证</w:t>
+            </w:r>
           </w:p>
         </w:tc>
         <w:tc>
@@ -5538,6 +5209,9 @@
                 <w:szCs w:val="16"/>
               </w:rPr>
             </w:pPr>
+            <w:r>
+              <w:t>440301199501011234</w:t>
+            </w:r>
           </w:p>
         </w:tc>
         <w:tc>
@@ -5567,12 +5241,7 @@
               </w:rPr>
             </w:pPr>
             <w:r>
-              <w:rPr>
-                <w:rFonts w:ascii="宋体" w:hAnsi="宋体" w:hint="eastAsia"/>
-                <w:sz w:val="16"/>
-                <w:szCs w:val="16"/>
-              </w:rPr>
-              <w:t>密码信封</w:t>
+              <w:t>手机短信</w:t>
             </w:r>
           </w:p>
         </w:tc>
@@ -5601,6 +5270,9 @@
                 <w:szCs w:val="16"/>
               </w:rPr>
             </w:pPr>
+            <w:r>
+              <w:t>+852 9888 7654</w:t>
+            </w:r>
           </w:p>
         </w:tc>
         <w:tc>
